--- a/lab1/lab1.docx
+++ b/lab1/lab1.docx
@@ -60,6 +60,8 @@
         </w:rPr>
         <w:t xml:space="preserve">ОТЧЕТ </w:t>
       </w:r>
+      <w:bookmarkStart w:id="0" w:name="_GoBack"/>
+      <w:bookmarkEnd w:id="0"/>
       <w:r>
         <w:rPr>
           <w:rFonts w:hint="default" w:ascii="Times New Roman" w:hAnsi="Times New Roman" w:cs="Times New Roman"/>
@@ -708,6 +710,14 @@
         </w:tc>
       </w:tr>
       <w:tr>
+        <w:tblPrEx>
+          <w:tblCellMar>
+            <w:top w:w="0" w:type="dxa"/>
+            <w:left w:w="108" w:type="dxa"/>
+            <w:bottom w:w="0" w:type="dxa"/>
+            <w:right w:w="108" w:type="dxa"/>
+          </w:tblCellMar>
+        </w:tblPrEx>
         <w:trPr>
           <w:trHeight w:val="921" w:hRule="atLeast"/>
         </w:trPr>
@@ -4426,19 +4436,7 @@
           <w:szCs w:val="28"/>
           <w:lang w:val="en-US" w:eastAsia="zh-CN" w:bidi="ar"/>
         </w:rPr>
-        <w:t>Рекомендуется к внедрению</w:t>
-      </w:r>
-      <w:bookmarkStart w:id="0" w:name="_GoBack"/>
-      <w:bookmarkEnd w:id="0"/>
-      <w:r>
-        <w:rPr>
-          <w:rFonts w:hint="default" w:ascii="Times New Roman" w:hAnsi="Times New Roman" w:eastAsia="SimSun" w:cs="Times New Roman"/>
-          <w:kern w:val="0"/>
-          <w:sz w:val="28"/>
-          <w:szCs w:val="28"/>
-          <w:lang w:val="en-US" w:eastAsia="zh-CN" w:bidi="ar"/>
-        </w:rPr>
-        <w:t> оптимизированная BiLSTM как наиболее точное и надежное решение для прогнозирования UPDRS по голосовым маркерам.</w:t>
+        <w:t>Рекомендуется к внедрению оптимизированная BiLSTM как наиболее точное и надежное решение для прогнозирования UPDRS по голосовым маркерам.</w:t>
       </w:r>
     </w:p>
     <w:p>
@@ -4460,24 +4458,28 @@
         <w:spacing w:line="360" w:lineRule="auto"/>
         <w:jc w:val="both"/>
         <w:rPr>
-          <w:rFonts w:hint="default" w:ascii="Times New Roman" w:hAnsi="Times New Roman" w:eastAsia="SimSun" w:cs="Times New Roman"/>
-          <w:kern w:val="0"/>
-          <w:sz w:val="28"/>
-          <w:szCs w:val="28"/>
-          <w:lang w:val="en-US" w:eastAsia="zh-CN" w:bidi="ar"/>
-        </w:rPr>
-      </w:pPr>
-      <w:r>
-        <w:rPr>
           <w:rFonts w:hint="default" w:ascii="Times New Roman" w:hAnsi="Times New Roman" w:eastAsia="SimSun"/>
           <w:kern w:val="0"/>
           <w:sz w:val="28"/>
           <w:szCs w:val="28"/>
           <w:lang w:val="en-US" w:eastAsia="zh-CN"/>
         </w:rPr>
+      </w:pPr>
+      <w:r>
+        <w:rPr>
+          <w:rFonts w:hint="default" w:ascii="Times New Roman" w:hAnsi="Times New Roman" w:eastAsia="SimSun"/>
+          <w:kern w:val="0"/>
+          <w:sz w:val="28"/>
+          <w:szCs w:val="28"/>
+          <w:lang w:val="en-US" w:eastAsia="zh-CN"/>
+        </w:rPr>
         <w:t xml:space="preserve">Ссылка на лабораторию: </w:t>
       </w:r>
-      <w:r>
+    </w:p>
+    <w:p>
+      <w:pPr>
+        <w:spacing w:line="360" w:lineRule="auto"/>
+        <w:jc w:val="both"/>
         <w:rPr>
           <w:rFonts w:hint="default" w:ascii="Times New Roman" w:hAnsi="Times New Roman" w:eastAsia="SimSun"/>
           <w:color w:val="0000FF"/>
@@ -4486,21 +4488,111 @@
           <w:szCs w:val="28"/>
           <w:lang w:val="en-US" w:eastAsia="zh-CN"/>
         </w:rPr>
+      </w:pPr>
+      <w:r>
+        <w:rPr>
+          <w:rFonts w:hint="default" w:ascii="Times New Roman" w:hAnsi="Times New Roman" w:eastAsia="SimSun"/>
+          <w:color w:val="0000FF"/>
+          <w:kern w:val="0"/>
+          <w:sz w:val="28"/>
+          <w:szCs w:val="28"/>
+          <w:lang w:val="en-US" w:eastAsia="zh-CN"/>
+        </w:rPr>
+        <w:fldChar w:fldCharType="begin"/>
+      </w:r>
+      <w:r>
+        <w:rPr>
+          <w:rFonts w:hint="default" w:ascii="Times New Roman" w:hAnsi="Times New Roman" w:eastAsia="SimSun"/>
+          <w:color w:val="0000FF"/>
+          <w:kern w:val="0"/>
+          <w:sz w:val="28"/>
+          <w:szCs w:val="28"/>
+          <w:lang w:val="en-US" w:eastAsia="zh-CN"/>
+        </w:rPr>
+        <w:instrText xml:space="preserve"> HYPERLINK "https://drive.google.com/file/d/1vvk3juh56WVLWhs0k1JLmCYff-TsVmyE/view?usp=drive_link" </w:instrText>
+      </w:r>
+      <w:r>
+        <w:rPr>
+          <w:rFonts w:hint="default" w:ascii="Times New Roman" w:hAnsi="Times New Roman" w:eastAsia="SimSun"/>
+          <w:color w:val="0000FF"/>
+          <w:kern w:val="0"/>
+          <w:sz w:val="28"/>
+          <w:szCs w:val="28"/>
+          <w:lang w:val="en-US" w:eastAsia="zh-CN"/>
+        </w:rPr>
+        <w:fldChar w:fldCharType="separate"/>
+      </w:r>
+      <w:r>
+        <w:rPr>
+          <w:rStyle w:val="10"/>
+          <w:rFonts w:hint="default" w:ascii="Times New Roman" w:hAnsi="Times New Roman" w:eastAsia="SimSun"/>
+          <w:kern w:val="0"/>
+          <w:sz w:val="28"/>
+          <w:szCs w:val="28"/>
+          <w:lang w:val="en-US" w:eastAsia="zh-CN"/>
+        </w:rPr>
         <w:t>https://drive.google.com/file/d/1vvk3juh56WVLWhs0k1JLmCYff-TsVmyE/view?usp=drive_link</w:t>
       </w:r>
+      <w:r>
+        <w:rPr>
+          <w:rFonts w:hint="default" w:ascii="Times New Roman" w:hAnsi="Times New Roman" w:eastAsia="SimSun"/>
+          <w:color w:val="0000FF"/>
+          <w:kern w:val="0"/>
+          <w:sz w:val="28"/>
+          <w:szCs w:val="28"/>
+          <w:lang w:val="en-US" w:eastAsia="zh-CN"/>
+        </w:rPr>
+        <w:fldChar w:fldCharType="end"/>
+      </w:r>
     </w:p>
     <w:p>
       <w:pPr>
         <w:spacing w:line="360" w:lineRule="auto"/>
         <w:jc w:val="both"/>
         <w:rPr>
-          <w:rFonts w:hint="default" w:ascii="Times New Roman" w:hAnsi="Times New Roman" w:eastAsia="SimSun" w:cs="Times New Roman"/>
+          <w:rFonts w:hint="default" w:ascii="Times New Roman" w:hAnsi="Times New Roman" w:eastAsia="SimSun"/>
+          <w:color w:val="auto"/>
           <w:kern w:val="0"/>
           <w:sz w:val="28"/>
           <w:szCs w:val="28"/>
+          <w:lang w:val="ru-RU" w:eastAsia="zh-CN"/>
+        </w:rPr>
+      </w:pPr>
+      <w:r>
+        <w:rPr>
+          <w:rFonts w:hint="default" w:ascii="Times New Roman" w:hAnsi="Times New Roman" w:eastAsia="SimSun"/>
+          <w:color w:val="auto"/>
+          <w:kern w:val="0"/>
+          <w:sz w:val="28"/>
+          <w:szCs w:val="28"/>
+          <w:lang w:val="ru-RU" w:eastAsia="zh-CN"/>
+        </w:rPr>
+        <w:t>Или</w:t>
+      </w:r>
+    </w:p>
+    <w:p>
+      <w:pPr>
+        <w:spacing w:line="360" w:lineRule="auto"/>
+        <w:jc w:val="both"/>
+        <w:rPr>
+          <w:rFonts w:hint="default" w:ascii="Times New Roman" w:hAnsi="Times New Roman" w:eastAsia="SimSun" w:cs="Times New Roman"/>
+          <w:kern w:val="0"/>
+          <w:sz w:val="28"/>
+          <w:szCs w:val="28"/>
           <w:lang w:val="en-US" w:eastAsia="zh-CN" w:bidi="ar"/>
         </w:rPr>
       </w:pPr>
+      <w:r>
+        <w:rPr>
+          <w:rFonts w:hint="default" w:ascii="Times New Roman" w:hAnsi="Times New Roman" w:eastAsia="SimSun"/>
+          <w:color w:val="0000FF"/>
+          <w:kern w:val="0"/>
+          <w:sz w:val="28"/>
+          <w:szCs w:val="28"/>
+          <w:lang w:val="en-US" w:eastAsia="zh-CN"/>
+        </w:rPr>
+        <w:t>https://github.com/lieson-bit/Data-mining-based-on-machine-learning-methods/blob/main/lab1/ЛР1_вар5_Мвале_Борщ.ipynb</w:t>
+      </w:r>
     </w:p>
     <w:sectPr>
       <w:pgSz w:w="11906" w:h="16838"/>
